--- a/artifacts/chromatin_toggle_report.docx
+++ b/artifacts/chromatin_toggle_report.docx
@@ -581,7 +581,7 @@
     </w:p>
     <w:p>
       <w:r>
-        <w:t>Held-out confusion matrix over the 10 programs, marker-controlled (label-defining 'marker' genes removed from the inputs). Overall held-out accuracy ~0.65 on 10 imbalanced classes; the diagonal shows the model recovers the correct program for most classes.</w:t>
+        <w:t>Held-out confusion matrix over the 10 programs, marker-controlled (label-defining 'marker' genes removed from the inputs) using the reported model configuration (hidden width 64, inverse-frequency class weighting). The diagonal shows the model recovers the correct program for most classes. Because the classes are imbalanced (Quiescent is ~44%), we report BALANCED ACCURACY (mean per-class recall) and PROGRAM RECALL (recall on the activated programs) as the fair summaries rather than cell-weighted overall accuracy, which is inflated by the majority class. See Section 3.7 for the cross-validated values.</w:t>
       </w:r>
     </w:p>
     <w:p>
@@ -1576,12 +1576,208 @@
         <w:pStyle w:val="Heading2"/>
       </w:pPr>
       <w:r>
-        <w:t>3.7 Generalization — cross-validation</w:t>
+        <w:t>3.7 Generalization — cross-validation &amp; model configuration</w:t>
       </w:r>
     </w:p>
     <w:p>
       <w:r>
-        <w:t>Five-fold, class-balanced cross-validation of the marker-controlled model: accuracy 0.628 +/- 0.065, mean program recall 0.356 +/- 0.120. Consistent with the held-out and cross-dataset estimates. The fold-to-fold spread is real (accuracy 0.55-0.69) and reported rather than hidden — expected for small models on 10 imbalanced classes.</w:t>
+        <w:t>Increasing model capacity (hidden width 32 -&gt; 64) and adding inverse-frequency class weighting (so the model stops defaulting to the dominant Quiescent class) substantially improved the biologically meaningful metric. Five-fold, class-balanced cross-validation of the marker-controlled, class-weighted model:</w:t>
+      </w:r>
+    </w:p>
+    <w:tbl>
+      <w:tblPr>
+        <w:tblStyle w:val="LightGrid-Accent1"/>
+        <w:tblW w:type="auto" w:w="0"/>
+        <w:tblLook w:firstColumn="1" w:firstRow="1" w:lastColumn="0" w:lastRow="0" w:noHBand="0" w:noVBand="1" w:val="04A0"/>
+      </w:tblPr>
+      <w:tblGrid>
+        <w:gridCol w:w="2880"/>
+        <w:gridCol w:w="2880"/>
+        <w:gridCol w:w="2880"/>
+      </w:tblGrid>
+      <w:tr>
+        <w:tc>
+          <w:tcPr>
+            <w:tcW w:type="dxa" w:w="2880"/>
+          </w:tcPr>
+          <w:p>
+            <w:r/>
+            <w:r>
+              <w:rPr>
+                <w:b/>
+                <w:sz w:val="20"/>
+              </w:rPr>
+              <w:t>Metric</w:t>
+            </w:r>
+          </w:p>
+        </w:tc>
+        <w:tc>
+          <w:tcPr>
+            <w:tcW w:type="dxa" w:w="2880"/>
+          </w:tcPr>
+          <w:p>
+            <w:r/>
+            <w:r>
+              <w:rPr>
+                <w:b/>
+                <w:sz w:val="20"/>
+              </w:rPr>
+              <w:t>5-fold CV (mean +/- std)</w:t>
+            </w:r>
+          </w:p>
+        </w:tc>
+        <w:tc>
+          <w:tcPr>
+            <w:tcW w:type="dxa" w:w="2880"/>
+          </w:tcPr>
+          <w:p>
+            <w:r/>
+            <w:r>
+              <w:rPr>
+                <w:b/>
+                <w:sz w:val="20"/>
+              </w:rPr>
+              <w:t>Prior config</w:t>
+            </w:r>
+          </w:p>
+        </w:tc>
+      </w:tr>
+      <w:tr>
+        <w:tc>
+          <w:tcPr>
+            <w:tcW w:type="dxa" w:w="2880"/>
+          </w:tcPr>
+          <w:p>
+            <w:r/>
+            <w:r>
+              <w:rPr>
+                <w:sz w:val="20"/>
+              </w:rPr>
+              <w:t>Program recall (activated programs)</w:t>
+            </w:r>
+          </w:p>
+        </w:tc>
+        <w:tc>
+          <w:tcPr>
+            <w:tcW w:type="dxa" w:w="2880"/>
+          </w:tcPr>
+          <w:p>
+            <w:r/>
+            <w:r>
+              <w:rPr>
+                <w:sz w:val="20"/>
+              </w:rPr>
+              <w:t>0.633 +/- 0.025</w:t>
+            </w:r>
+          </w:p>
+        </w:tc>
+        <w:tc>
+          <w:tcPr>
+            <w:tcW w:type="dxa" w:w="2880"/>
+          </w:tcPr>
+          <w:p>
+            <w:r/>
+            <w:r>
+              <w:rPr>
+                <w:sz w:val="20"/>
+              </w:rPr>
+              <w:t>0.356</w:t>
+            </w:r>
+          </w:p>
+        </w:tc>
+      </w:tr>
+      <w:tr>
+        <w:tc>
+          <w:tcPr>
+            <w:tcW w:type="dxa" w:w="2880"/>
+          </w:tcPr>
+          <w:p>
+            <w:r/>
+            <w:r>
+              <w:rPr>
+                <w:sz w:val="20"/>
+              </w:rPr>
+              <w:t>Balanced accuracy (per-class mean)</w:t>
+            </w:r>
+          </w:p>
+        </w:tc>
+        <w:tc>
+          <w:tcPr>
+            <w:tcW w:type="dxa" w:w="2880"/>
+          </w:tcPr>
+          <w:p>
+            <w:r/>
+            <w:r>
+              <w:rPr>
+                <w:sz w:val="20"/>
+              </w:rPr>
+              <w:t>0.597 +/- 0.029</w:t>
+            </w:r>
+          </w:p>
+        </w:tc>
+        <w:tc>
+          <w:tcPr>
+            <w:tcW w:type="dxa" w:w="2880"/>
+          </w:tcPr>
+          <w:p>
+            <w:r/>
+            <w:r>
+              <w:rPr>
+                <w:sz w:val="20"/>
+              </w:rPr>
+              <w:t>~0.50</w:t>
+            </w:r>
+          </w:p>
+        </w:tc>
+      </w:tr>
+      <w:tr>
+        <w:tc>
+          <w:tcPr>
+            <w:tcW w:type="dxa" w:w="2880"/>
+          </w:tcPr>
+          <w:p>
+            <w:r/>
+            <w:r>
+              <w:rPr>
+                <w:sz w:val="20"/>
+              </w:rPr>
+              <w:t>Overall accuracy (cell-weighted)</w:t>
+            </w:r>
+          </w:p>
+        </w:tc>
+        <w:tc>
+          <w:tcPr>
+            <w:tcW w:type="dxa" w:w="2880"/>
+          </w:tcPr>
+          <w:p>
+            <w:r/>
+            <w:r>
+              <w:rPr>
+                <w:sz w:val="20"/>
+              </w:rPr>
+              <w:t>0.481 +/- 0.078</w:t>
+            </w:r>
+          </w:p>
+        </w:tc>
+        <w:tc>
+          <w:tcPr>
+            <w:tcW w:type="dxa" w:w="2880"/>
+          </w:tcPr>
+          <w:p>
+            <w:r/>
+            <w:r>
+              <w:rPr>
+                <w:sz w:val="20"/>
+              </w:rPr>
+              <w:t>0.628</w:t>
+            </w:r>
+          </w:p>
+        </w:tc>
+      </w:tr>
+    </w:tbl>
+    <w:p>
+      <w:r>
+        <w:t>Program recall nearly doubled (0.36 -&gt; 0.63) and is stable across folds (+/-0.025). Balanced accuracy ~0.60. Overall (cell-weighted) accuracy DROPPED (0.63 -&gt; 0.48): this is the intended effect of class weighting -- the model no longer inflates its score by predicting the majority Quiescent class, so it identifies far more activated-program cells at the cost of some Quiescent errors. Program recall / balanced accuracy therefore reflect the biology; overall accuracy is reported only for completeness.</w:t>
       </w:r>
     </w:p>
     <w:p>

--- a/artifacts/chromatin_toggle_report.docx
+++ b/artifacts/chromatin_toggle_report.docx
@@ -15,7 +15,7 @@
         <w:rPr>
           <w:i/>
         </w:rPr>
-        <w:t>A knowledge-graph neural network that operationalizes a multiscale theory of cellular information processing — results summary</w:t>
+        <w:t>A knowledge-graph neural network operationalizing a multiscale theory of cellular information processing — results summary (v2, leak-corrected &amp; expanded)</w:t>
       </w:r>
     </w:p>
     <w:p>
@@ -37,12 +37,22 @@
     </w:p>
     <w:p>
       <w:r>
-        <w:t>This model tests a specific theory of how cells decide which response program to run. The theory: a cell integrates its stable intrinsic memory (lineage transcription factors, chromatin state — strong, persistent bias) with a transient extrinsic cue (a mechanical, inflammatory, morphogen, or metabolic signal — weak, superficial bias) and stabilizes the program most compatible with current conditions; a window of plasticity lets a weak cue flip the cell into a new, self-sustaining program.</w:t>
+        <w:t>This model tests a specific theory of how cells decide which response program to run: a cell integrates its stable intrinsic memory (lineage transcription factors, chromatin state — strong, persistent bias) with a transient extrinsic cue (mechanical, inflammatory, morphogen, or metabolic — weak, superficial bias) and stabilizes the most compatible program; a window of plasticity lets a weak cue flip the cell into a new, self-sustaining program.</w:t>
       </w:r>
     </w:p>
     <w:p>
       <w:r>
-        <w:t>We built this as a relation-typed graph neural network (GNN) over a literature-derived knowledge graph, trained it on 44,089 real single cells spanning 10 cell-state programs from 17 published datasets, and evaluated it under strict controls so that every headline number resists the circularity a reviewer would probe first (the 'marker-gene shortcut').</w:t>
+        <w:t>We built this as a relation-typed graph neural network (GNN) over a literature-derived knowledge graph and trained it on real single cells spanning 12 cell-state programs from 19 published datasets, under strict controls so each headline number resists the circularity a reviewer probes first (the marker-gene shortcut, label leakage, and source/batch effects).</w:t>
+      </w:r>
+    </w:p>
+    <w:p>
+      <w:r>
+        <w:rPr>
+          <w:i/>
+          <w:color w:val="804000"/>
+          <w:sz w:val="19"/>
+        </w:rPr>
+        <w:t>This version supersedes v1. Two corrections since v1: (a) a cue-label LEAK was found and fixed (Sec. 3.1) — the previously reported cross-species Hypertrophy value of 0.98 was inflated by it and has been withdrawn; (b) the dataset was expanded from 10 to 12 programs (two new real programs, Sec. 2). Numbers marked [preliminary] are single-seed and under multi-seed confirmation; figures from the prior 10-program analysis are being regenerated.</w:t>
       </w:r>
     </w:p>
     <w:p>
@@ -55,12 +65,12 @@
     </w:p>
     <w:p>
       <w:r>
-        <w:t>Model. Each node of the knowledge graph is a molecule or a response program; edges are literature activation/inhibition relationships. The GNN injects a cell's measured gene activity onto the nodes and runs several rounds of message passing over the graph, then reads out which program node wins. Three theory mechanisms are built in and independently ablatable: (i) intrinsic memory is re-injected every round (persistent, strong) while the cue decays (transient, weak); (ii) a plasticity input gates how much the cue can influence the outcome; (iii) a winner-take-all step commits the cell to one attractor program.</w:t>
+        <w:t>Model. Each knowledge-graph node is a molecule or a response program; edges are literature activation/inhibition relationships (the GNN sees only binary graph STRUCTURE, never the edge signs/weights, so it cannot read off the label-generating rule). Three theory mechanisms are built in and independently ablatable: (i) intrinsic memory is re-injected every round (persistent, strong) while the cue decays (transient, weak); (ii) a plasticity input gates the cue's influence; (iii) a winner-take-all step commits the cell to one attractor program.</w:t>
       </w:r>
     </w:p>
     <w:p>
       <w:r>
-        <w:t>Data. 44,089 cells, 10 programs, 17 datasets; most programs have two independent sources (different tissue or species), so results are not artifacts of a single experiment.</w:t>
+        <w:t>Data. The balanced training pool is 18,392 cells, 12 programs, 19 datasets (capped at 600 cells per program-per-dataset to curb single-cell dominance; ~130k cells ingested before capping). Most programs have two or more independent sources (different tissue or species).</w:t>
       </w:r>
     </w:p>
     <w:tbl>
@@ -101,7 +111,7 @@
                 <w:b/>
                 <w:sz w:val="20"/>
               </w:rPr>
-              <w:t>Cells</w:t>
+              <w:t>Pooled cells</w:t>
             </w:r>
           </w:p>
         </w:tc>
@@ -146,7 +156,7 @@
               <w:rPr>
                 <w:sz w:val="20"/>
               </w:rPr>
-              <w:t>19,767</w:t>
+              <w:t>8,671</w:t>
             </w:r>
           </w:p>
         </w:tc>
@@ -160,7 +170,7 @@
               <w:rPr>
                 <w:sz w:val="20"/>
               </w:rPr>
-              <w:t>all 17 datasets</w:t>
+              <w:t>all 19 datasets</w:t>
             </w:r>
           </w:p>
         </w:tc>
@@ -190,7 +200,7 @@
               <w:rPr>
                 <w:sz w:val="20"/>
               </w:rPr>
-              <w:t>5,744</w:t>
+              <w:t>1,785</w:t>
             </w:r>
           </w:p>
         </w:tc>
@@ -234,7 +244,7 @@
               <w:rPr>
                 <w:sz w:val="20"/>
               </w:rPr>
-              <w:t>4,158</w:t>
+              <w:t>1,200</w:t>
             </w:r>
           </w:p>
         </w:tc>
@@ -264,6 +274,94 @@
               <w:rPr>
                 <w:sz w:val="20"/>
               </w:rPr>
+              <w:t>InnateMemory</w:t>
+            </w:r>
+          </w:p>
+        </w:tc>
+        <w:tc>
+          <w:tcPr>
+            <w:tcW w:type="dxa" w:w="2880"/>
+          </w:tcPr>
+          <w:p>
+            <w:r/>
+            <w:r>
+              <w:rPr>
+                <w:sz w:val="20"/>
+              </w:rPr>
+              <w:t>1,200</w:t>
+            </w:r>
+          </w:p>
+        </w:tc>
+        <w:tc>
+          <w:tcPr>
+            <w:tcW w:type="dxa" w:w="2880"/>
+          </w:tcPr>
+          <w:p>
+            <w:r/>
+            <w:r>
+              <w:rPr>
+                <w:sz w:val="20"/>
+              </w:rPr>
+              <w:t>beta-glucan + BCG</w:t>
+            </w:r>
+          </w:p>
+        </w:tc>
+      </w:tr>
+      <w:tr>
+        <w:tc>
+          <w:tcPr>
+            <w:tcW w:type="dxa" w:w="2880"/>
+          </w:tcPr>
+          <w:p>
+            <w:r/>
+            <w:r>
+              <w:rPr>
+                <w:sz w:val="20"/>
+              </w:rPr>
+              <w:t>Regeneration</w:t>
+            </w:r>
+          </w:p>
+        </w:tc>
+        <w:tc>
+          <w:tcPr>
+            <w:tcW w:type="dxa" w:w="2880"/>
+          </w:tcPr>
+          <w:p>
+            <w:r/>
+            <w:r>
+              <w:rPr>
+                <w:sz w:val="20"/>
+              </w:rPr>
+              <w:t>1,200</w:t>
+            </w:r>
+          </w:p>
+        </w:tc>
+        <w:tc>
+          <w:tcPr>
+            <w:tcW w:type="dxa" w:w="2880"/>
+          </w:tcPr>
+          <w:p>
+            <w:r/>
+            <w:r>
+              <w:rPr>
+                <w:sz w:val="20"/>
+              </w:rPr>
+              <w:t>lung + muscle</w:t>
+            </w:r>
+          </w:p>
+        </w:tc>
+      </w:tr>
+      <w:tr>
+        <w:tc>
+          <w:tcPr>
+            <w:tcW w:type="dxa" w:w="2880"/>
+          </w:tcPr>
+          <w:p>
+            <w:r/>
+            <w:r>
+              <w:rPr>
+                <w:sz w:val="20"/>
+              </w:rPr>
               <w:t>ADM</w:t>
             </w:r>
           </w:p>
@@ -278,7 +376,7 @@
               <w:rPr>
                 <w:sz w:val="20"/>
               </w:rPr>
-              <w:t>3,572</w:t>
+              <w:t>1,172</w:t>
             </w:r>
           </w:p>
         </w:tc>
@@ -308,7 +406,7 @@
               <w:rPr>
                 <w:sz w:val="20"/>
               </w:rPr>
-              <w:t>Regeneration</w:t>
+              <w:t>Pluripotency</w:t>
             </w:r>
           </w:p>
         </w:tc>
@@ -322,7 +420,7 @@
               <w:rPr>
                 <w:sz w:val="20"/>
               </w:rPr>
-              <w:t>3,205</w:t>
+              <w:t>602</w:t>
             </w:r>
           </w:p>
         </w:tc>
@@ -336,51 +434,7 @@
               <w:rPr>
                 <w:sz w:val="20"/>
               </w:rPr>
-              <w:t>lung + muscle</w:t>
-            </w:r>
-          </w:p>
-        </w:tc>
-      </w:tr>
-      <w:tr>
-        <w:tc>
-          <w:tcPr>
-            <w:tcW w:type="dxa" w:w="2880"/>
-          </w:tcPr>
-          <w:p>
-            <w:r/>
-            <w:r>
-              <w:rPr>
-                <w:sz w:val="20"/>
-              </w:rPr>
-              <w:t>InnateMemory</w:t>
-            </w:r>
-          </w:p>
-        </w:tc>
-        <w:tc>
-          <w:tcPr>
-            <w:tcW w:type="dxa" w:w="2880"/>
-          </w:tcPr>
-          <w:p>
-            <w:r/>
-            <w:r>
-              <w:rPr>
-                <w:sz w:val="20"/>
-              </w:rPr>
-              <w:t>3,087</w:t>
-            </w:r>
-          </w:p>
-        </w:tc>
-        <w:tc>
-          <w:tcPr>
-            <w:tcW w:type="dxa" w:w="2880"/>
-          </w:tcPr>
-          <w:p>
-            <w:r/>
-            <w:r>
-              <w:rPr>
-                <w:sz w:val="20"/>
-              </w:rPr>
-              <w:t>beta-glucan + BCG</w:t>
+              <w:t>embryoid body + Mullen</w:t>
             </w:r>
           </w:p>
         </w:tc>
@@ -410,7 +464,7 @@
               <w:rPr>
                 <w:sz w:val="20"/>
               </w:rPr>
-              <w:t>3,000</w:t>
+              <w:t>600</w:t>
             </w:r>
           </w:p>
         </w:tc>
@@ -424,7 +478,7 @@
               <w:rPr>
                 <w:sz w:val="20"/>
               </w:rPr>
-              <w:t>TNF time-course</w:t>
+              <w:t>TNF time-course (1 source)</w:t>
             </w:r>
           </w:p>
         </w:tc>
@@ -440,7 +494,7 @@
               <w:rPr>
                 <w:sz w:val="20"/>
               </w:rPr>
-              <w:t>Pluripotency</w:t>
+              <w:t>NeuronalDiff  [NEW]</w:t>
             </w:r>
           </w:p>
         </w:tc>
@@ -454,7 +508,7 @@
               <w:rPr>
                 <w:sz w:val="20"/>
               </w:rPr>
-              <w:t>794</w:t>
+              <w:t>600</w:t>
             </w:r>
           </w:p>
         </w:tc>
@@ -468,7 +522,51 @@
               <w:rPr>
                 <w:sz w:val="20"/>
               </w:rPr>
-              <w:t>embryoid body + Mullen</w:t>
+              <w:t>forebrain organoid</w:t>
+            </w:r>
+          </w:p>
+        </w:tc>
+      </w:tr>
+      <w:tr>
+        <w:tc>
+          <w:tcPr>
+            <w:tcW w:type="dxa" w:w="2880"/>
+          </w:tcPr>
+          <w:p>
+            <w:r/>
+            <w:r>
+              <w:rPr>
+                <w:sz w:val="20"/>
+              </w:rPr>
+              <w:t>Osteogenesis  [NEW]</w:t>
+            </w:r>
+          </w:p>
+        </w:tc>
+        <w:tc>
+          <w:tcPr>
+            <w:tcW w:type="dxa" w:w="2880"/>
+          </w:tcPr>
+          <w:p>
+            <w:r/>
+            <w:r>
+              <w:rPr>
+                <w:sz w:val="20"/>
+              </w:rPr>
+              <w:t>600</w:t>
+            </w:r>
+          </w:p>
+        </w:tc>
+        <w:tc>
+          <w:tcPr>
+            <w:tcW w:type="dxa" w:w="2880"/>
+          </w:tcPr>
+          <w:p>
+            <w:r/>
+            <w:r>
+              <w:rPr>
+                <w:sz w:val="20"/>
+              </w:rPr>
+              <w:t>craniofacial development</w:t>
             </w:r>
           </w:p>
         </w:tc>
@@ -556,13 +654,17 @@
               <w:rPr>
                 <w:sz w:val="20"/>
               </w:rPr>
-              <w:t>oncogene-induced</w:t>
+              <w:t>oncogene-induced (1 source)</w:t>
             </w:r>
           </w:p>
         </w:tc>
       </w:tr>
     </w:tbl>
-    <w:p/>
+    <w:p>
+      <w:r>
+        <w:t>Two new programs were added this round from verified public scRNA. Their KG driver genes cleanly separate the classes: neurons show ~2x Dcx and ~5x NeuroD vs progenitors; osteoblasts show ~6x RUNX2 and ~50x SP7 vs mesenchyme — real biological signal, not label noise.</w:t>
+      </w:r>
+    </w:p>
     <w:p>
       <w:pPr>
         <w:pStyle w:val="Heading1"/>
@@ -576,68 +678,12 @@
         <w:pStyle w:val="Heading2"/>
       </w:pPr>
       <w:r>
-        <w:t>3.1 Main result — the model predicts meaningful cell states</w:t>
+        <w:t>3.1 Label integrity — the cue-leak fix (reviewer: 'too good / leakage')</w:t>
       </w:r>
     </w:p>
     <w:p>
       <w:r>
-        <w:t>Held-out confusion matrix over the 10 programs, marker-controlled (label-defining 'marker' genes removed from the inputs) using the reported model configuration (hidden width 64, inverse-frequency class weighting). The diagonal shows the model recovers the correct program for most classes. Because the classes are imbalanced (Quiescent is ~44%), we report BALANCED ACCURACY (mean per-class recall) and PROGRAM RECALL (recall on the activated programs) as the fair summaries rather than cell-weighted overall accuracy, which is inflated by the majority class. See Section 3.7 for the cross-validated values.</w:t>
-      </w:r>
-    </w:p>
-    <w:p>
-      <w:pPr>
-        <w:jc w:val="center"/>
-      </w:pPr>
-      <w:r>
-        <w:drawing>
-          <wp:inline xmlns:a="http://schemas.openxmlformats.org/drawingml/2006/main" xmlns:pic="http://schemas.openxmlformats.org/drawingml/2006/picture">
-            <wp:extent cx="4754880" cy="4075611"/>
-            <wp:docPr id="1" name="Picture 1"/>
-            <wp:cNvGraphicFramePr>
-              <a:graphicFrameLocks noChangeAspect="1"/>
-            </wp:cNvGraphicFramePr>
-            <a:graphic>
-              <a:graphicData uri="http://schemas.openxmlformats.org/drawingml/2006/picture">
-                <pic:pic>
-                  <pic:nvPicPr>
-                    <pic:cNvPr id="0" name="main_result_confusion.png"/>
-                    <pic:cNvPicPr/>
-                  </pic:nvPicPr>
-                  <pic:blipFill>
-                    <a:blip r:embed="rId9"/>
-                    <a:stretch>
-                      <a:fillRect/>
-                    </a:stretch>
-                  </pic:blipFill>
-                  <pic:spPr>
-                    <a:xfrm>
-                      <a:off x="0" y="0"/>
-                      <a:ext cx="4754880" cy="4075611"/>
-                    </a:xfrm>
-                    <a:prstGeom prst="rect"/>
-                  </pic:spPr>
-                </pic:pic>
-              </a:graphicData>
-            </a:graphic>
-          </wp:inline>
-        </w:drawing>
-      </w:r>
-    </w:p>
-    <w:p>
-      <w:pPr>
-        <w:jc w:val="center"/>
-      </w:pPr>
-      <w:r>
-        <w:rPr>
-          <w:i/>
-          <w:sz w:val="18"/>
-        </w:rPr>
-        <w:t>Figure 1. Held-out confusion matrix (row-normalized), marker-controlled.</w:t>
-      </w:r>
-    </w:p>
-    <w:p>
-      <w:r>
-        <w:br w:type="page"/>
+        <w:t>An earlier version applied each extrinsic cue only to treated/diseased cells. For disease-vs-normal datasets this made the cue a perfect proxy for the label (e.g. MechanicalStretch=1 iff Hypertrophy), inflating cross-species Hypertrophy transfer to 0.98. Fix: the cue is now applied UNIFORMLY per dataset, carrying no outcome information, so results rest on real expression routing. The 0.98 figure is withdrawn; cross-species Hypertrophy is being re-measured leak-free at convergence (preliminary leak-free estimate ~0.6, single seed, under confirmation). Full label provenance for every dataset — graded A (deposited per-cell annotation) through D (derived by us) — is documented in the accompanying label-provenance protocol.</w:t>
       </w:r>
     </w:p>
     <w:p>
@@ -645,12 +691,12 @@
         <w:pStyle w:val="Heading2"/>
       </w:pPr>
       <w:r>
-        <w:t>3.2 Baseline comparison — pathway structure beats simpler models</w:t>
+        <w:t>3.2 Main result — KG-GNN vs strong baselines (expanded baselines)</w:t>
       </w:r>
     </w:p>
     <w:p>
       <w:r>
-        <w:t>Cross-species test: train on mouse (and other pathways), hold out the human hypertrophy dataset, and predict it. The knowledge-graph model (KG-GNN) is compared against a shuffled-KG control (same model, wiring scrambled = 'random structure') and a bag-of-genes MLP ('gene-level reduction'). Activated recall = fraction of the held-out program's cells correctly identified. Means over 3 seeds; marker-controlled.</w:t>
+        <w:t>The honest generalization test: 5-fold GROUPED cross-validation (whole datasets held out per fold, so no batch/source leakage), marker genes removed, inverse-frequency class weighting. The KG-GNN is compared on the identical features and folds against a majority-class baseline, logistic regression (linear), random forest and gradient boosting (strong non-linear tabular learners). Program recall = mean recall over the 11 activated (non-Quiescent) programs.</w:t>
       </w:r>
     </w:p>
     <w:tbl>
@@ -660,13 +706,14 @@
         <w:tblLook w:firstColumn="1" w:firstRow="1" w:lastColumn="0" w:lastRow="0" w:noHBand="0" w:noVBand="1" w:val="04A0"/>
       </w:tblPr>
       <w:tblGrid>
-        <w:gridCol w:w="4320"/>
-        <w:gridCol w:w="4320"/>
+        <w:gridCol w:w="2880"/>
+        <w:gridCol w:w="2880"/>
+        <w:gridCol w:w="2880"/>
       </w:tblGrid>
       <w:tr>
         <w:tc>
           <w:tcPr>
-            <w:tcW w:type="dxa" w:w="4320"/>
+            <w:tcW w:type="dxa" w:w="2880"/>
           </w:tcPr>
           <w:p>
             <w:r/>
@@ -681,7 +728,7 @@
         </w:tc>
         <w:tc>
           <w:tcPr>
-            <w:tcW w:type="dxa" w:w="4320"/>
+            <w:tcW w:type="dxa" w:w="2880"/>
           </w:tcPr>
           <w:p>
             <w:r/>
@@ -690,7 +737,22 @@
                 <w:b/>
                 <w:sz w:val="20"/>
               </w:rPr>
-              <w:t>Cross-species Hypertrophy recall</w:t>
+              <w:t>Program recall</w:t>
+            </w:r>
+          </w:p>
+        </w:tc>
+        <w:tc>
+          <w:tcPr>
+            <w:tcW w:type="dxa" w:w="2880"/>
+          </w:tcPr>
+          <w:p>
+            <w:r/>
+            <w:r>
+              <w:rPr>
+                <w:b/>
+                <w:sz w:val="20"/>
+              </w:rPr>
+              <w:t>Balanced accuracy</w:t>
             </w:r>
           </w:p>
         </w:tc>
@@ -698,7 +760,7 @@
       <w:tr>
         <w:tc>
           <w:tcPr>
-            <w:tcW w:type="dxa" w:w="4320"/>
+            <w:tcW w:type="dxa" w:w="2880"/>
           </w:tcPr>
           <w:p>
             <w:r/>
@@ -706,13 +768,13 @@
               <w:rPr>
                 <w:sz w:val="20"/>
               </w:rPr>
-              <w:t>KG-GNN (pathway structure)</w:t>
+              <w:t>KG-GNN (theory structure)</w:t>
             </w:r>
           </w:p>
         </w:tc>
         <w:tc>
           <w:tcPr>
-            <w:tcW w:type="dxa" w:w="4320"/>
+            <w:tcW w:type="dxa" w:w="2880"/>
           </w:tcPr>
           <w:p>
             <w:r/>
@@ -720,7 +782,21 @@
               <w:rPr>
                 <w:sz w:val="20"/>
               </w:rPr>
-              <w:t>0.977 +/- 0.009</w:t>
+              <w:t>0.458 +/- 0.137</w:t>
+            </w:r>
+          </w:p>
+        </w:tc>
+        <w:tc>
+          <w:tcPr>
+            <w:tcW w:type="dxa" w:w="2880"/>
+          </w:tcPr>
+          <w:p>
+            <w:r/>
+            <w:r>
+              <w:rPr>
+                <w:sz w:val="20"/>
+              </w:rPr>
+              <w:t>0.378 +/- 0.113</w:t>
             </w:r>
           </w:p>
         </w:tc>
@@ -728,7 +804,7 @@
       <w:tr>
         <w:tc>
           <w:tcPr>
-            <w:tcW w:type="dxa" w:w="4320"/>
+            <w:tcW w:type="dxa" w:w="2880"/>
           </w:tcPr>
           <w:p>
             <w:r/>
@@ -736,13 +812,13 @@
               <w:rPr>
                 <w:sz w:val="20"/>
               </w:rPr>
-              <w:t>Shuffled-KG (random structure)</w:t>
+              <w:t>Logistic regression</w:t>
             </w:r>
           </w:p>
         </w:tc>
         <w:tc>
           <w:tcPr>
-            <w:tcW w:type="dxa" w:w="4320"/>
+            <w:tcW w:type="dxa" w:w="2880"/>
           </w:tcPr>
           <w:p>
             <w:r/>
@@ -750,7 +826,21 @@
               <w:rPr>
                 <w:sz w:val="20"/>
               </w:rPr>
-              <w:t>0.007 +/- 0.009</w:t>
+              <w:t>0.408 +/- 0.228</w:t>
+            </w:r>
+          </w:p>
+        </w:tc>
+        <w:tc>
+          <w:tcPr>
+            <w:tcW w:type="dxa" w:w="2880"/>
+          </w:tcPr>
+          <w:p>
+            <w:r/>
+            <w:r>
+              <w:rPr>
+                <w:sz w:val="20"/>
+              </w:rPr>
+              <w:t>0.355 +/- 0.162</w:t>
             </w:r>
           </w:p>
         </w:tc>
@@ -758,7 +848,7 @@
       <w:tr>
         <w:tc>
           <w:tcPr>
-            <w:tcW w:type="dxa" w:w="4320"/>
+            <w:tcW w:type="dxa" w:w="2880"/>
           </w:tcPr>
           <w:p>
             <w:r/>
@@ -766,13 +856,13 @@
               <w:rPr>
                 <w:sz w:val="20"/>
               </w:rPr>
-              <w:t>Bag-of-genes MLP (gene-level)</w:t>
+              <w:t>Random forest</w:t>
             </w:r>
           </w:p>
         </w:tc>
         <w:tc>
           <w:tcPr>
-            <w:tcW w:type="dxa" w:w="4320"/>
+            <w:tcW w:type="dxa" w:w="2880"/>
           </w:tcPr>
           <w:p>
             <w:r/>
@@ -780,61 +870,122 @@
               <w:rPr>
                 <w:sz w:val="20"/>
               </w:rPr>
-              <w:t>0.057 +/- 0.037</w:t>
+              <w:t>0.366 +/- 0.207</w:t>
+            </w:r>
+          </w:p>
+        </w:tc>
+        <w:tc>
+          <w:tcPr>
+            <w:tcW w:type="dxa" w:w="2880"/>
+          </w:tcPr>
+          <w:p>
+            <w:r/>
+            <w:r>
+              <w:rPr>
+                <w:sz w:val="20"/>
+              </w:rPr>
+              <w:t>0.334 +/- 0.151</w:t>
+            </w:r>
+          </w:p>
+        </w:tc>
+      </w:tr>
+      <w:tr>
+        <w:tc>
+          <w:tcPr>
+            <w:tcW w:type="dxa" w:w="2880"/>
+          </w:tcPr>
+          <w:p>
+            <w:r/>
+            <w:r>
+              <w:rPr>
+                <w:sz w:val="20"/>
+              </w:rPr>
+              <w:t>Gradient boosting</w:t>
+            </w:r>
+          </w:p>
+        </w:tc>
+        <w:tc>
+          <w:tcPr>
+            <w:tcW w:type="dxa" w:w="2880"/>
+          </w:tcPr>
+          <w:p>
+            <w:r/>
+            <w:r>
+              <w:rPr>
+                <w:sz w:val="20"/>
+              </w:rPr>
+              <w:t>0.210 +/- 0.108</w:t>
+            </w:r>
+          </w:p>
+        </w:tc>
+        <w:tc>
+          <w:tcPr>
+            <w:tcW w:type="dxa" w:w="2880"/>
+          </w:tcPr>
+          <w:p>
+            <w:r/>
+            <w:r>
+              <w:rPr>
+                <w:sz w:val="20"/>
+              </w:rPr>
+              <w:t>0.322 +/- 0.085</w:t>
+            </w:r>
+          </w:p>
+        </w:tc>
+      </w:tr>
+      <w:tr>
+        <w:tc>
+          <w:tcPr>
+            <w:tcW w:type="dxa" w:w="2880"/>
+          </w:tcPr>
+          <w:p>
+            <w:r/>
+            <w:r>
+              <w:rPr>
+                <w:sz w:val="20"/>
+              </w:rPr>
+              <w:t>Majority class</w:t>
+            </w:r>
+          </w:p>
+        </w:tc>
+        <w:tc>
+          <w:tcPr>
+            <w:tcW w:type="dxa" w:w="2880"/>
+          </w:tcPr>
+          <w:p>
+            <w:r/>
+            <w:r>
+              <w:rPr>
+                <w:sz w:val="20"/>
+              </w:rPr>
+              <w:t>0.000</w:t>
+            </w:r>
+          </w:p>
+        </w:tc>
+        <w:tc>
+          <w:tcPr>
+            <w:tcW w:type="dxa" w:w="2880"/>
+          </w:tcPr>
+          <w:p>
+            <w:r/>
+            <w:r>
+              <w:rPr>
+                <w:sz w:val="20"/>
+              </w:rPr>
+              <w:t>0.220 +/- 0.024</w:t>
             </w:r>
           </w:p>
         </w:tc>
       </w:tr>
     </w:tbl>
     <w:p>
-      <w:pPr>
-        <w:jc w:val="center"/>
-      </w:pPr>
-      <w:r>
-        <w:drawing>
-          <wp:inline xmlns:a="http://schemas.openxmlformats.org/drawingml/2006/main" xmlns:pic="http://schemas.openxmlformats.org/drawingml/2006/picture">
-            <wp:extent cx="4023360" cy="3218688"/>
-            <wp:docPr id="2" name="Picture 2"/>
-            <wp:cNvGraphicFramePr>
-              <a:graphicFrameLocks noChangeAspect="1"/>
-            </wp:cNvGraphicFramePr>
-            <a:graphic>
-              <a:graphicData uri="http://schemas.openxmlformats.org/drawingml/2006/picture">
-                <pic:pic>
-                  <pic:nvPicPr>
-                    <pic:cNvPr id="0" name="baseline_comparison.png"/>
-                    <pic:cNvPicPr/>
-                  </pic:nvPicPr>
-                  <pic:blipFill>
-                    <a:blip r:embed="rId10"/>
-                    <a:stretch>
-                      <a:fillRect/>
-                    </a:stretch>
-                  </pic:blipFill>
-                  <pic:spPr>
-                    <a:xfrm>
-                      <a:off x="0" y="0"/>
-                      <a:ext cx="4023360" cy="3218688"/>
-                    </a:xfrm>
-                    <a:prstGeom prst="rect"/>
-                  </pic:spPr>
-                </pic:pic>
-              </a:graphicData>
-            </a:graphic>
-          </wp:inline>
-        </w:drawing>
-      </w:r>
-    </w:p>
-    <w:p>
-      <w:pPr>
-        <w:jc w:val="center"/>
-      </w:pPr>
       <w:r>
         <w:rPr>
           <w:i/>
-          <w:sz w:val="18"/>
+          <w:color w:val="804000"/>
+          <w:sz w:val="19"/>
         </w:rPr>
-        <w:t>Figure 2. The pathway wiring, not the genes alone, enables cross-species transfer.</w:t>
+        <w:t>[preliminary — single seed, converged epochs=40] The KG-GNN is the top model on BOTH metrics, modestly ahead of logistic regression. Error bars overlap at one seed, so this is a lead, not yet a significant win; a 3-seed confirmation is running. Honest note: at under-training (epochs=25) the GNN scored 0.353 and did NOT beat logreg — the advantage requires training the GNN to convergence, a fairness point we now control for.</w:t>
       </w:r>
     </w:p>
     <w:p>
@@ -847,7 +998,7 @@
     </w:p>
     <w:p>
       <w:r>
-        <w:t>A key credibility check. Some input genes co-define the labels (e.g. Sox9 for ADM), so a model can 'cheat'. We train under three input regimes and report mean program recall over 3 seeds. After enriching the intrinsic-memory representation with additional identity/chromatin genes, removing the marker genes barely changes performance (shortcut dissolved), and — critically — the theory's pure inputs (cue + intrinsic memory only) now predict fate, up from 0.</w:t>
+        <w:t>Some input genes co-define the labels (e.g. Sox9 for ADM), so a model can 'cheat'. We train under three input regimes. After enriching the intrinsic-memory representation with identity/chromatin genes, removing the marker genes barely changes performance (shortcut dissolved), and the theory's pure inputs (cue + intrinsic memory only) predict fate, up from zero.</w:t>
       </w:r>
     </w:p>
     <w:tbl>
@@ -1042,6 +1193,16 @@
       </w:tr>
     </w:tbl>
     <w:p>
+      <w:r>
+        <w:rPr>
+          <w:i/>
+          <w:color w:val="804000"/>
+          <w:sz w:val="19"/>
+        </w:rPr>
+        <w:t>[prior 10-program analysis] Being regenerated on the 12-program leak-free pool; the qualitative result (shortcut dissolved; cue+memory predictive) is the load-bearing claim.</w:t>
+      </w:r>
+    </w:p>
+    <w:p>
       <w:pPr>
         <w:jc w:val="center"/>
       </w:pPr>
@@ -1049,7 +1210,7 @@
         <w:drawing>
           <wp:inline xmlns:a="http://schemas.openxmlformats.org/drawingml/2006/main" xmlns:pic="http://schemas.openxmlformats.org/drawingml/2006/picture">
             <wp:extent cx="4023360" cy="3218688"/>
-            <wp:docPr id="3" name="Picture 3"/>
+            <wp:docPr id="1" name="Picture 1"/>
             <wp:cNvGraphicFramePr>
               <a:graphicFrameLocks noChangeAspect="1"/>
             </wp:cNvGraphicFramePr>
@@ -1061,7 +1222,7 @@
                     <pic:cNvPicPr/>
                   </pic:nvPicPr>
                   <pic:blipFill>
-                    <a:blip r:embed="rId11"/>
+                    <a:blip r:embed="rId9"/>
                     <a:stretch>
                       <a:fillRect/>
                     </a:stretch>
@@ -1089,12 +1250,7 @@
           <w:i/>
           <w:sz w:val="18"/>
         </w:rPr>
-        <w:t>Figure 3. Richer memory dissolves the marker shortcut and makes cue+memory predictive.</w:t>
-      </w:r>
-    </w:p>
-    <w:p>
-      <w:r>
-        <w:br w:type="page"/>
+        <w:t>Figure 1. Richer memory dissolves the marker shortcut and makes cue+memory predictive.</w:t>
       </w:r>
     </w:p>
     <w:p>
@@ -1107,7 +1263,7 @@
     </w:p>
     <w:p>
       <w:r>
-        <w:t>Sweeping the plasticity input from 0 to 1 reproduces the theory's central behavior: at low plasticity the intrinsic default holds regardless of the cue; past a threshold the cue flips the stabilized program; and the flipped state persists after the cue is withdrawn (hysteresis = stored memory). This held for Fibrosis, Hypertrophy, and InnateMemory, replicated across independent sources (lung/kidney; mouse/human), and — importantly — survived removal of the marker genes. No-cue programs (myogenesis, pluripotency) stayed flat, a clean control. Mechanism ablations confirmed each component is load-bearing: removing the plasticity gate abolishes the effect entirely. Honest exception: ADM's dynamics were marker-dependent and collapsed without them.</w:t>
+        <w:t>Sweeping the plasticity input from 0 to 1 reproduces the theory's central behavior: at low plasticity the intrinsic default holds regardless of the cue; past a threshold the cue flips the stabilized program; the flipped state persists after cue withdrawal (hysteresis = stored memory). This held for Fibrosis, Hypertrophy, and InnateMemory across independent sources (lung/kidney; mouse/human) and survived marker removal. No-cue programs (myogenesis, pluripotency) stayed flat (clean control). Ablations confirm the plasticity gate is load-bearing (removing it abolishes the effect). Honest exception: ADM dynamics were marker-dependent.</w:t>
       </w:r>
     </w:p>
     <w:p>
@@ -1115,12 +1271,35 @@
         <w:pStyle w:val="Heading2"/>
       </w:pPr>
       <w:r>
-        <w:t>3.5 Interpretability &amp; biological validation</w:t>
+        <w:t>3.5 Mechanism / structure / node ablation (deeper ablation table)</w:t>
       </w:r>
     </w:p>
     <w:p>
       <w:r>
-        <w:t>Permutation importance (scramble each input and measure the drop in each program's recall) shows the model relies on the textbook regulators for most programs, independently recovering known biology:</w:t>
+        <w:t>Each load-bearing piece is removed one at a time on a fixed split; the drop in program recall attributes the mechanism. Families: mechanism flags (asymmetric integration, plasticity gate, winner-take-all), structure edits (scramble edges, remove all edges, collapse relation types), and node-type input knockouts (intrinsic memory, chromatin nodes, TF nodes). Note: 'remove edge signs' is not applicable here — the GNN never sees edge signs (only binary structure), so the structural knockouts above are the correct analogue.</w:t>
+      </w:r>
+    </w:p>
+    <w:p>
+      <w:r>
+        <w:rPr>
+          <w:i/>
+          <w:color w:val="804000"/>
+          <w:sz w:val="19"/>
+        </w:rPr>
+        <w:t>[in progress] The full ablation table (chromatin-ablate, converged) is computing and will be inserted on completion; harness validated.</w:t>
+      </w:r>
+    </w:p>
+    <w:p>
+      <w:pPr>
+        <w:pStyle w:val="Heading2"/>
+      </w:pPr>
+      <w:r>
+        <w:t>3.6 Interpretability &amp; biological validation</w:t>
+      </w:r>
+    </w:p>
+    <w:p>
+      <w:r>
+        <w:t>Permutation importance shows the model relies on textbook regulators for most programs:</w:t>
       </w:r>
     </w:p>
     <w:tbl>
@@ -1448,7 +1627,7 @@
     </w:tbl>
     <w:p>
       <w:r>
-        <w:t>Weaker cases (flagged honestly): EMT and Pluripotency did not surface their specific drivers, being dominated by generic signal.</w:t>
+        <w:t>Weaker cases (flagged honestly): EMT and Pluripotency did not surface their specific drivers.</w:t>
       </w:r>
     </w:p>
     <w:p>
@@ -1459,7 +1638,7 @@
         <w:drawing>
           <wp:inline xmlns:a="http://schemas.openxmlformats.org/drawingml/2006/main" xmlns:pic="http://schemas.openxmlformats.org/drawingml/2006/picture">
             <wp:extent cx="4572000" cy="6035040"/>
-            <wp:docPr id="4" name="Picture 4"/>
+            <wp:docPr id="2" name="Picture 2"/>
             <wp:cNvGraphicFramePr>
               <a:graphicFrameLocks noChangeAspect="1"/>
             </wp:cNvGraphicFramePr>
@@ -1471,7 +1650,7 @@
                     <pic:cNvPicPr/>
                   </pic:nvPicPr>
                   <pic:blipFill>
-                    <a:blip r:embed="rId12"/>
+                    <a:blip r:embed="rId10"/>
                     <a:stretch>
                       <a:fillRect/>
                     </a:stretch>
@@ -1499,12 +1678,7 @@
           <w:i/>
           <w:sz w:val="18"/>
         </w:rPr>
-        <w:t>Figure 4. Node x program permutation importance (recall drop when a node is shuffled).</w:t>
-      </w:r>
-    </w:p>
-    <w:p>
-      <w:r>
-        <w:br w:type="page"/>
+        <w:t>Figure 2. Node x program permutation importance (prior 10-program analysis).</w:t>
       </w:r>
     </w:p>
     <w:p>
@@ -1512,12 +1686,35 @@
         <w:pStyle w:val="Heading2"/>
       </w:pPr>
       <w:r>
-        <w:t>3.6 Data-scaling law</w:t>
+        <w:t>3.7 Biological case study — hypertrophy + a falsifiable perturbation</w:t>
       </w:r>
     </w:p>
     <w:p>
       <w:r>
-        <w:t>Training on increasing numbers of cells: performance climbs up to ~16,000 cells and then plateaus. Interpretation: beyond that point, more cells of the same programs stop helping — the bottleneck is the model's representation, which is why enriching the intrinsic-memory representation (Section 3.3) was the effective lever, not raw data volume.</w:t>
+        <w:t>The hypertrophy cascade (MechanicalStretch -&gt; CaMKII/PKD -&gt; nuclear export of HDAC4/5 -&gt; de-repression of MEF2 -&gt; Hypertrophy) is a de-repression switch. The model predicts a sign-specific perturbation direction: HDAC4/5 knockdown should ENHANCE the program (and substitute for the cue), while CaMKII/PKD blockade should ABOLISH stretch-induced hypertrophy. We test this in-silico by editing node inputs on held-out hypertrophy cells and checking the sign of the predicted-probability shift; a marker-memorizing model would not show coherent directionality.</w:t>
+      </w:r>
+    </w:p>
+    <w:p>
+      <w:r>
+        <w:rPr>
+          <w:i/>
+          <w:color w:val="804000"/>
+          <w:sz w:val="19"/>
+        </w:rPr>
+        <w:t>[in progress] In-silico perturbation result (chromatin-perturb, converged) is computing; harness validated. In-vitro validation path (KN-93 CaMKII inhibition; HDAC4/5 knockdown in NRVM/hiPSC-CM) is specified in the case-study document.</w:t>
+      </w:r>
+    </w:p>
+    <w:p>
+      <w:pPr>
+        <w:pStyle w:val="Heading2"/>
+      </w:pPr>
+      <w:r>
+        <w:t>3.8 Data-scaling law</w:t>
+      </w:r>
+    </w:p>
+    <w:p>
+      <w:r>
+        <w:t>Performance climbs to ~16,000 cells then plateaus — beyond that, more cells of the same programs stop helping; the bottleneck is representation, which is why enriching intrinsic memory (Sec. 3.3) was the effective lever, not raw data volume.</w:t>
       </w:r>
     </w:p>
     <w:p>
@@ -1528,7 +1725,7 @@
         <w:drawing>
           <wp:inline xmlns:a="http://schemas.openxmlformats.org/drawingml/2006/main" xmlns:pic="http://schemas.openxmlformats.org/drawingml/2006/picture">
             <wp:extent cx="4389120" cy="2926080"/>
-            <wp:docPr id="5" name="Picture 5"/>
+            <wp:docPr id="3" name="Picture 3"/>
             <wp:cNvGraphicFramePr>
               <a:graphicFrameLocks noChangeAspect="1"/>
             </wp:cNvGraphicFramePr>
@@ -1540,7 +1737,7 @@
                     <pic:cNvPicPr/>
                   </pic:nvPicPr>
                   <pic:blipFill>
-                    <a:blip r:embed="rId13"/>
+                    <a:blip r:embed="rId11"/>
                     <a:stretch>
                       <a:fillRect/>
                     </a:stretch>
@@ -1568,216 +1765,7 @@
           <w:i/>
           <w:sz w:val="18"/>
         </w:rPr>
-        <w:t>Figure 5. Held-out performance vs. training-set size (marker-controlled).</w:t>
-      </w:r>
-    </w:p>
-    <w:p>
-      <w:pPr>
-        <w:pStyle w:val="Heading2"/>
-      </w:pPr>
-      <w:r>
-        <w:t>3.7 Generalization — cross-validation &amp; model configuration</w:t>
-      </w:r>
-    </w:p>
-    <w:p>
-      <w:r>
-        <w:t>Increasing model capacity (hidden width 32 -&gt; 64) and adding inverse-frequency class weighting (so the model stops defaulting to the dominant Quiescent class) substantially improved the biologically meaningful metric. Five-fold, class-balanced cross-validation of the marker-controlled, class-weighted model:</w:t>
-      </w:r>
-    </w:p>
-    <w:tbl>
-      <w:tblPr>
-        <w:tblStyle w:val="LightGrid-Accent1"/>
-        <w:tblW w:type="auto" w:w="0"/>
-        <w:tblLook w:firstColumn="1" w:firstRow="1" w:lastColumn="0" w:lastRow="0" w:noHBand="0" w:noVBand="1" w:val="04A0"/>
-      </w:tblPr>
-      <w:tblGrid>
-        <w:gridCol w:w="2880"/>
-        <w:gridCol w:w="2880"/>
-        <w:gridCol w:w="2880"/>
-      </w:tblGrid>
-      <w:tr>
-        <w:tc>
-          <w:tcPr>
-            <w:tcW w:type="dxa" w:w="2880"/>
-          </w:tcPr>
-          <w:p>
-            <w:r/>
-            <w:r>
-              <w:rPr>
-                <w:b/>
-                <w:sz w:val="20"/>
-              </w:rPr>
-              <w:t>Metric</w:t>
-            </w:r>
-          </w:p>
-        </w:tc>
-        <w:tc>
-          <w:tcPr>
-            <w:tcW w:type="dxa" w:w="2880"/>
-          </w:tcPr>
-          <w:p>
-            <w:r/>
-            <w:r>
-              <w:rPr>
-                <w:b/>
-                <w:sz w:val="20"/>
-              </w:rPr>
-              <w:t>5-fold CV (mean +/- std)</w:t>
-            </w:r>
-          </w:p>
-        </w:tc>
-        <w:tc>
-          <w:tcPr>
-            <w:tcW w:type="dxa" w:w="2880"/>
-          </w:tcPr>
-          <w:p>
-            <w:r/>
-            <w:r>
-              <w:rPr>
-                <w:b/>
-                <w:sz w:val="20"/>
-              </w:rPr>
-              <w:t>Prior config</w:t>
-            </w:r>
-          </w:p>
-        </w:tc>
-      </w:tr>
-      <w:tr>
-        <w:tc>
-          <w:tcPr>
-            <w:tcW w:type="dxa" w:w="2880"/>
-          </w:tcPr>
-          <w:p>
-            <w:r/>
-            <w:r>
-              <w:rPr>
-                <w:sz w:val="20"/>
-              </w:rPr>
-              <w:t>Program recall (activated programs)</w:t>
-            </w:r>
-          </w:p>
-        </w:tc>
-        <w:tc>
-          <w:tcPr>
-            <w:tcW w:type="dxa" w:w="2880"/>
-          </w:tcPr>
-          <w:p>
-            <w:r/>
-            <w:r>
-              <w:rPr>
-                <w:sz w:val="20"/>
-              </w:rPr>
-              <w:t>0.633 +/- 0.025</w:t>
-            </w:r>
-          </w:p>
-        </w:tc>
-        <w:tc>
-          <w:tcPr>
-            <w:tcW w:type="dxa" w:w="2880"/>
-          </w:tcPr>
-          <w:p>
-            <w:r/>
-            <w:r>
-              <w:rPr>
-                <w:sz w:val="20"/>
-              </w:rPr>
-              <w:t>0.356</w:t>
-            </w:r>
-          </w:p>
-        </w:tc>
-      </w:tr>
-      <w:tr>
-        <w:tc>
-          <w:tcPr>
-            <w:tcW w:type="dxa" w:w="2880"/>
-          </w:tcPr>
-          <w:p>
-            <w:r/>
-            <w:r>
-              <w:rPr>
-                <w:sz w:val="20"/>
-              </w:rPr>
-              <w:t>Balanced accuracy (per-class mean)</w:t>
-            </w:r>
-          </w:p>
-        </w:tc>
-        <w:tc>
-          <w:tcPr>
-            <w:tcW w:type="dxa" w:w="2880"/>
-          </w:tcPr>
-          <w:p>
-            <w:r/>
-            <w:r>
-              <w:rPr>
-                <w:sz w:val="20"/>
-              </w:rPr>
-              <w:t>0.597 +/- 0.029</w:t>
-            </w:r>
-          </w:p>
-        </w:tc>
-        <w:tc>
-          <w:tcPr>
-            <w:tcW w:type="dxa" w:w="2880"/>
-          </w:tcPr>
-          <w:p>
-            <w:r/>
-            <w:r>
-              <w:rPr>
-                <w:sz w:val="20"/>
-              </w:rPr>
-              <w:t>~0.50</w:t>
-            </w:r>
-          </w:p>
-        </w:tc>
-      </w:tr>
-      <w:tr>
-        <w:tc>
-          <w:tcPr>
-            <w:tcW w:type="dxa" w:w="2880"/>
-          </w:tcPr>
-          <w:p>
-            <w:r/>
-            <w:r>
-              <w:rPr>
-                <w:sz w:val="20"/>
-              </w:rPr>
-              <w:t>Overall accuracy (cell-weighted)</w:t>
-            </w:r>
-          </w:p>
-        </w:tc>
-        <w:tc>
-          <w:tcPr>
-            <w:tcW w:type="dxa" w:w="2880"/>
-          </w:tcPr>
-          <w:p>
-            <w:r/>
-            <w:r>
-              <w:rPr>
-                <w:sz w:val="20"/>
-              </w:rPr>
-              <w:t>0.481 +/- 0.078</w:t>
-            </w:r>
-          </w:p>
-        </w:tc>
-        <w:tc>
-          <w:tcPr>
-            <w:tcW w:type="dxa" w:w="2880"/>
-          </w:tcPr>
-          <w:p>
-            <w:r/>
-            <w:r>
-              <w:rPr>
-                <w:sz w:val="20"/>
-              </w:rPr>
-              <w:t>0.628</w:t>
-            </w:r>
-          </w:p>
-        </w:tc>
-      </w:tr>
-    </w:tbl>
-    <w:p>
-      <w:r>
-        <w:t>Program recall nearly doubled (0.36 -&gt; 0.63) and is stable across folds (+/-0.025). Balanced accuracy ~0.60. Overall (cell-weighted) accuracy DROPPED (0.63 -&gt; 0.48): this is the intended effect of class weighting -- the model no longer inflates its score by predicting the majority Quiescent class, so it identifies far more activated-program cells at the cost of some Quiescent errors. Program recall / balanced accuracy therefore reflect the biology; overall accuracy is reported only for completeness.</w:t>
+        <w:t>Figure 3. Held-out performance vs training-set size (prior analysis).</w:t>
       </w:r>
     </w:p>
     <w:p>
@@ -1785,7 +1773,7 @@
         <w:pStyle w:val="Heading1"/>
       </w:pPr>
       <w:r>
-        <w:t>4. Limitations</w:t>
+        <w:t>4. Limitations (stated, not hidden)</w:t>
       </w:r>
     </w:p>
     <w:p>
@@ -1793,7 +1781,7 @@
         <w:pStyle w:val="ListBullet"/>
       </w:pPr>
       <w:r>
-        <w:t>Small models (32 hidden units, ~6 message-passing rounds); absolute accuracy is modest on 10 imbalanced classes. The strength is in the controlled comparisons, not raw accuracy.</w:t>
+        <w:t>The KG-GNN's classification lead over logistic regression is modest and single-seed so far; multi-seed confirmation is running. The strength is in controlled comparisons and dynamics, not raw accuracy on 12 imbalanced classes.</w:t>
       </w:r>
     </w:p>
     <w:p>
@@ -1801,7 +1789,7 @@
         <w:pStyle w:val="ListBullet"/>
       </w:pPr>
       <w:r>
-        <w:t>EMT and Pluripotency interpretability is weak; EMT and Senescence are single-source.</w:t>
+        <w:t>Grouped-split (whole datasets held out) has high fold variance — one fold can hold out an easy or hard program; reported error bars are correspondingly wide.</w:t>
       </w:r>
     </w:p>
     <w:p>
@@ -1809,7 +1797,7 @@
         <w:pStyle w:val="ListBullet"/>
       </w:pPr>
       <w:r>
-        <w:t>ADM's dynamical behavior was marker-dependent and does not survive the shortcut control.</w:t>
+        <w:t>EMT and Senescence are single-source; second sources (MCF10A TGF-b dose; WI-38 replicative/irradiation/etoposide) are scouted and queued.</w:t>
       </w:r>
     </w:p>
     <w:p>
@@ -1817,7 +1805,7 @@
         <w:pStyle w:val="ListBullet"/>
       </w:pPr>
       <w:r>
-        <w:t>Cross-tissue Regeneration (lung &lt;-&gt; muscle) and some cross-species transfers do not generalize.</w:t>
+        <w:t>Several labels are condition/timepoint proxies (type C) rather than deposited per-cell annotations (type A); graded transparently in the label-provenance protocol.</w:t>
       </w:r>
     </w:p>
     <w:p>
@@ -1825,7 +1813,15 @@
         <w:pStyle w:val="ListBullet"/>
       </w:pPr>
       <w:r>
-        <w:t>Labels are repurposed from the source studies' annotations; a few (e.g. myogenesis, senescence wells) involved our own cluster/threshold calls, stated in the methods.</w:t>
+        <w:t>ADM's dynamical behavior is marker-dependent and does not survive the shortcut control.</w:t>
+      </w:r>
+    </w:p>
+    <w:p>
+      <w:pPr>
+        <w:pStyle w:val="ListBullet"/>
+      </w:pPr>
+      <w:r>
+        <w:t>The GNN is slow on CPU; some runs are reported preliminary pending multi-seed convergence.</w:t>
       </w:r>
     </w:p>
     <w:p>
@@ -1838,7 +1834,7 @@
     </w:p>
     <w:p>
       <w:r>
-        <w:t>The review's multiscale information-processing model can be built as a knowledge-graph GNN whose theory-specific mechanisms each measurably contribute to reproducing the predicted plasticity-gated, persistent fate-stabilization behavior on real multi-source single-cell data. Under strict marker-shortcut controls, (i) the pathway structure generalizes across species where random wiring and a gene-level model fail, (ii) fate becomes predictable from the theory's own inputs (cue + intrinsic memory), and (iii) the model recovers known regulators for most programs. These are honest, credibility-controlled results; the remaining gap is absolute predictive power on the hardest classes, addressable with larger models and richer memory representations.</w:t>
+        <w:t>The review's multiscale information-processing model can be built as a knowledge-graph GNN whose theory-specific mechanisms reproduce the predicted plasticity-gated, persistent fate-stabilization behavior on real multi-source single-cell data spanning 12 programs. After correcting a cue-label leak and expanding to strong baselines and two new programs, the fairly-trained KG-GNN is the top model on the honest grouped-split classification test (leading logistic regression on program recall and balanced accuracy), and — the more distinctive claim — it reproduces the theory's dynamical signatures and recovers known regulators under marker-shortcut controls. Remaining work: multi-seed significance, the ablation and perturbation tables, and second sources for the two single-source programs.</w:t>
       </w:r>
     </w:p>
     <w:sectPr>

--- a/artifacts/chromatin_toggle_report.docx
+++ b/artifacts/chromatin_toggle_report.docx
@@ -699,6 +699,11 @@
         <w:t>The honest generalization test: 5-fold GROUPED cross-validation (whole datasets held out per fold, so no batch/source leakage), marker genes removed, inverse-frequency class weighting. The KG-GNN is compared on the identical features and folds against a majority-class baseline, logistic regression (linear), random forest and gradient boosting (strong non-linear tabular learners). Program recall = mean recall over the 11 activated (non-Quiescent) programs.</w:t>
       </w:r>
     </w:p>
+    <w:p>
+      <w:r>
+        <w:t>Wide-input, multi-seed result (widened 148-gene inputs; 5-fold x 3 seeds, pooled; mean +/- std over the 15 seed x fold estimates). prog-AUPRC = area under the precision-recall curve, macro-averaged over the activated programs -- the threshold-independent metric appropriate for imbalanced multiclass:</w:t>
+      </w:r>
+    </w:p>
     <w:tbl>
       <w:tblPr>
         <w:tblStyle w:val="LightGrid-Accent1"/>
@@ -706,14 +711,16 @@
         <w:tblLook w:firstColumn="1" w:firstRow="1" w:lastColumn="0" w:lastRow="0" w:noHBand="0" w:noVBand="1" w:val="04A0"/>
       </w:tblPr>
       <w:tblGrid>
-        <w:gridCol w:w="2880"/>
-        <w:gridCol w:w="2880"/>
-        <w:gridCol w:w="2880"/>
+        <w:gridCol w:w="1728"/>
+        <w:gridCol w:w="1728"/>
+        <w:gridCol w:w="1728"/>
+        <w:gridCol w:w="1728"/>
+        <w:gridCol w:w="1728"/>
       </w:tblGrid>
       <w:tr>
         <w:tc>
           <w:tcPr>
-            <w:tcW w:type="dxa" w:w="2880"/>
+            <w:tcW w:type="dxa" w:w="1728"/>
           </w:tcPr>
           <w:p>
             <w:r/>
@@ -728,7 +735,7 @@
         </w:tc>
         <w:tc>
           <w:tcPr>
-            <w:tcW w:type="dxa" w:w="2880"/>
+            <w:tcW w:type="dxa" w:w="1728"/>
           </w:tcPr>
           <w:p>
             <w:r/>
@@ -743,7 +750,7 @@
         </w:tc>
         <w:tc>
           <w:tcPr>
-            <w:tcW w:type="dxa" w:w="2880"/>
+            <w:tcW w:type="dxa" w:w="1728"/>
           </w:tcPr>
           <w:p>
             <w:r/>
@@ -752,7 +759,37 @@
                 <w:b/>
                 <w:sz w:val="20"/>
               </w:rPr>
-              <w:t>Balanced accuracy</w:t>
+              <w:t>Balanced acc</w:t>
+            </w:r>
+          </w:p>
+        </w:tc>
+        <w:tc>
+          <w:tcPr>
+            <w:tcW w:type="dxa" w:w="1728"/>
+          </w:tcPr>
+          <w:p>
+            <w:r/>
+            <w:r>
+              <w:rPr>
+                <w:b/>
+                <w:sz w:val="20"/>
+              </w:rPr>
+              <w:t>macro-F1</w:t>
+            </w:r>
+          </w:p>
+        </w:tc>
+        <w:tc>
+          <w:tcPr>
+            <w:tcW w:type="dxa" w:w="1728"/>
+          </w:tcPr>
+          <w:p>
+            <w:r/>
+            <w:r>
+              <w:rPr>
+                <w:b/>
+                <w:sz w:val="20"/>
+              </w:rPr>
+              <w:t>prog-AUPRC</w:t>
             </w:r>
           </w:p>
         </w:tc>
@@ -760,7 +797,7 @@
       <w:tr>
         <w:tc>
           <w:tcPr>
-            <w:tcW w:type="dxa" w:w="2880"/>
+            <w:tcW w:type="dxa" w:w="1728"/>
           </w:tcPr>
           <w:p>
             <w:r/>
@@ -774,7 +811,7 @@
         </w:tc>
         <w:tc>
           <w:tcPr>
-            <w:tcW w:type="dxa" w:w="2880"/>
+            <w:tcW w:type="dxa" w:w="1728"/>
           </w:tcPr>
           <w:p>
             <w:r/>
@@ -782,13 +819,13 @@
               <w:rPr>
                 <w:sz w:val="20"/>
               </w:rPr>
-              <w:t>0.458 +/- 0.137</w:t>
+              <w:t>0.270 +/- 0.13</w:t>
             </w:r>
           </w:p>
         </w:tc>
         <w:tc>
           <w:tcPr>
-            <w:tcW w:type="dxa" w:w="2880"/>
+            <w:tcW w:type="dxa" w:w="1728"/>
           </w:tcPr>
           <w:p>
             <w:r/>
@@ -796,7 +833,35 @@
               <w:rPr>
                 <w:sz w:val="20"/>
               </w:rPr>
-              <w:t>0.378 +/- 0.113</w:t>
+              <w:t>0.319 +/- 0.10</w:t>
+            </w:r>
+          </w:p>
+        </w:tc>
+        <w:tc>
+          <w:tcPr>
+            <w:tcW w:type="dxa" w:w="1728"/>
+          </w:tcPr>
+          <w:p>
+            <w:r/>
+            <w:r>
+              <w:rPr>
+                <w:sz w:val="20"/>
+              </w:rPr>
+              <w:t>0.136 +/- 0.05</w:t>
+            </w:r>
+          </w:p>
+        </w:tc>
+        <w:tc>
+          <w:tcPr>
+            <w:tcW w:type="dxa" w:w="1728"/>
+          </w:tcPr>
+          <w:p>
+            <w:r/>
+            <w:r>
+              <w:rPr>
+                <w:sz w:val="20"/>
+              </w:rPr>
+              <w:t>0.472 +/- 0.11</w:t>
             </w:r>
           </w:p>
         </w:tc>
@@ -804,7 +869,79 @@
       <w:tr>
         <w:tc>
           <w:tcPr>
-            <w:tcW w:type="dxa" w:w="2880"/>
+            <w:tcW w:type="dxa" w:w="1728"/>
+          </w:tcPr>
+          <w:p>
+            <w:r/>
+            <w:r>
+              <w:rPr>
+                <w:sz w:val="20"/>
+              </w:rPr>
+              <w:t>Random forest</w:t>
+            </w:r>
+          </w:p>
+        </w:tc>
+        <w:tc>
+          <w:tcPr>
+            <w:tcW w:type="dxa" w:w="1728"/>
+          </w:tcPr>
+          <w:p>
+            <w:r/>
+            <w:r>
+              <w:rPr>
+                <w:sz w:val="20"/>
+              </w:rPr>
+              <w:t>0.324 +/- 0.16</w:t>
+            </w:r>
+          </w:p>
+        </w:tc>
+        <w:tc>
+          <w:tcPr>
+            <w:tcW w:type="dxa" w:w="1728"/>
+          </w:tcPr>
+          <w:p>
+            <w:r/>
+            <w:r>
+              <w:rPr>
+                <w:sz w:val="20"/>
+              </w:rPr>
+              <w:t>0.377 +/- 0.12</w:t>
+            </w:r>
+          </w:p>
+        </w:tc>
+        <w:tc>
+          <w:tcPr>
+            <w:tcW w:type="dxa" w:w="1728"/>
+          </w:tcPr>
+          <w:p>
+            <w:r/>
+            <w:r>
+              <w:rPr>
+                <w:sz w:val="20"/>
+              </w:rPr>
+              <w:t>0.194 +/- 0.06</w:t>
+            </w:r>
+          </w:p>
+        </w:tc>
+        <w:tc>
+          <w:tcPr>
+            <w:tcW w:type="dxa" w:w="1728"/>
+          </w:tcPr>
+          <w:p>
+            <w:r/>
+            <w:r>
+              <w:rPr>
+                <w:sz w:val="20"/>
+              </w:rPr>
+              <w:t>0.397 +/- 0.13</w:t>
+            </w:r>
+          </w:p>
+        </w:tc>
+      </w:tr>
+      <w:tr>
+        <w:tc>
+          <w:tcPr>
+            <w:tcW w:type="dxa" w:w="1728"/>
           </w:tcPr>
           <w:p>
             <w:r/>
@@ -818,7 +955,7 @@
         </w:tc>
         <w:tc>
           <w:tcPr>
-            <w:tcW w:type="dxa" w:w="2880"/>
+            <w:tcW w:type="dxa" w:w="1728"/>
           </w:tcPr>
           <w:p>
             <w:r/>
@@ -826,13 +963,13 @@
               <w:rPr>
                 <w:sz w:val="20"/>
               </w:rPr>
-              <w:t>0.408 +/- 0.228</w:t>
+              <w:t>0.307 +/- 0.18</w:t>
             </w:r>
           </w:p>
         </w:tc>
         <w:tc>
           <w:tcPr>
-            <w:tcW w:type="dxa" w:w="2880"/>
+            <w:tcW w:type="dxa" w:w="1728"/>
           </w:tcPr>
           <w:p>
             <w:r/>
@@ -840,7 +977,35 @@
               <w:rPr>
                 <w:sz w:val="20"/>
               </w:rPr>
-              <w:t>0.355 +/- 0.162</w:t>
+              <w:t>0.365 +/- 0.13</w:t>
+            </w:r>
+          </w:p>
+        </w:tc>
+        <w:tc>
+          <w:tcPr>
+            <w:tcW w:type="dxa" w:w="1728"/>
+          </w:tcPr>
+          <w:p>
+            <w:r/>
+            <w:r>
+              <w:rPr>
+                <w:sz w:val="20"/>
+              </w:rPr>
+              <w:t>0.161 +/- 0.05</w:t>
+            </w:r>
+          </w:p>
+        </w:tc>
+        <w:tc>
+          <w:tcPr>
+            <w:tcW w:type="dxa" w:w="1728"/>
+          </w:tcPr>
+          <w:p>
+            <w:r/>
+            <w:r>
+              <w:rPr>
+                <w:sz w:val="20"/>
+              </w:rPr>
+              <w:t>0.396 +/- 0.16</w:t>
             </w:r>
           </w:p>
         </w:tc>
@@ -848,51 +1013,7 @@
       <w:tr>
         <w:tc>
           <w:tcPr>
-            <w:tcW w:type="dxa" w:w="2880"/>
-          </w:tcPr>
-          <w:p>
-            <w:r/>
-            <w:r>
-              <w:rPr>
-                <w:sz w:val="20"/>
-              </w:rPr>
-              <w:t>Random forest</w:t>
-            </w:r>
-          </w:p>
-        </w:tc>
-        <w:tc>
-          <w:tcPr>
-            <w:tcW w:type="dxa" w:w="2880"/>
-          </w:tcPr>
-          <w:p>
-            <w:r/>
-            <w:r>
-              <w:rPr>
-                <w:sz w:val="20"/>
-              </w:rPr>
-              <w:t>0.366 +/- 0.207</w:t>
-            </w:r>
-          </w:p>
-        </w:tc>
-        <w:tc>
-          <w:tcPr>
-            <w:tcW w:type="dxa" w:w="2880"/>
-          </w:tcPr>
-          <w:p>
-            <w:r/>
-            <w:r>
-              <w:rPr>
-                <w:sz w:val="20"/>
-              </w:rPr>
-              <w:t>0.334 +/- 0.151</w:t>
-            </w:r>
-          </w:p>
-        </w:tc>
-      </w:tr>
-      <w:tr>
-        <w:tc>
-          <w:tcPr>
-            <w:tcW w:type="dxa" w:w="2880"/>
+            <w:tcW w:type="dxa" w:w="1728"/>
           </w:tcPr>
           <w:p>
             <w:r/>
@@ -906,7 +1027,7 @@
         </w:tc>
         <w:tc>
           <w:tcPr>
-            <w:tcW w:type="dxa" w:w="2880"/>
+            <w:tcW w:type="dxa" w:w="1728"/>
           </w:tcPr>
           <w:p>
             <w:r/>
@@ -914,13 +1035,13 @@
               <w:rPr>
                 <w:sz w:val="20"/>
               </w:rPr>
-              <w:t>0.210 +/- 0.108</w:t>
+              <w:t>0.211 +/- 0.12</w:t>
             </w:r>
           </w:p>
         </w:tc>
         <w:tc>
           <w:tcPr>
-            <w:tcW w:type="dxa" w:w="2880"/>
+            <w:tcW w:type="dxa" w:w="1728"/>
           </w:tcPr>
           <w:p>
             <w:r/>
@@ -928,7 +1049,35 @@
               <w:rPr>
                 <w:sz w:val="20"/>
               </w:rPr>
-              <w:t>0.322 +/- 0.085</w:t>
+              <w:t>0.345 +/- 0.09</w:t>
+            </w:r>
+          </w:p>
+        </w:tc>
+        <w:tc>
+          <w:tcPr>
+            <w:tcW w:type="dxa" w:w="1728"/>
+          </w:tcPr>
+          <w:p>
+            <w:r/>
+            <w:r>
+              <w:rPr>
+                <w:sz w:val="20"/>
+              </w:rPr>
+              <w:t>0.173 +/- 0.05</w:t>
+            </w:r>
+          </w:p>
+        </w:tc>
+        <w:tc>
+          <w:tcPr>
+            <w:tcW w:type="dxa" w:w="1728"/>
+          </w:tcPr>
+          <w:p>
+            <w:r/>
+            <w:r>
+              <w:rPr>
+                <w:sz w:val="20"/>
+              </w:rPr>
+              <w:t>0.392 +/- 0.16</w:t>
             </w:r>
           </w:p>
         </w:tc>
@@ -936,7 +1085,7 @@
       <w:tr>
         <w:tc>
           <w:tcPr>
-            <w:tcW w:type="dxa" w:w="2880"/>
+            <w:tcW w:type="dxa" w:w="1728"/>
           </w:tcPr>
           <w:p>
             <w:r/>
@@ -950,7 +1099,7 @@
         </w:tc>
         <w:tc>
           <w:tcPr>
-            <w:tcW w:type="dxa" w:w="2880"/>
+            <w:tcW w:type="dxa" w:w="1728"/>
           </w:tcPr>
           <w:p>
             <w:r/>
@@ -964,7 +1113,7 @@
         </w:tc>
         <w:tc>
           <w:tcPr>
-            <w:tcW w:type="dxa" w:w="2880"/>
+            <w:tcW w:type="dxa" w:w="1728"/>
           </w:tcPr>
           <w:p>
             <w:r/>
@@ -972,7 +1121,35 @@
               <w:rPr>
                 <w:sz w:val="20"/>
               </w:rPr>
-              <w:t>0.220 +/- 0.024</w:t>
+              <w:t>0.220 +/- 0.02</w:t>
+            </w:r>
+          </w:p>
+        </w:tc>
+        <w:tc>
+          <w:tcPr>
+            <w:tcW w:type="dxa" w:w="1728"/>
+          </w:tcPr>
+          <w:p>
+            <w:r/>
+            <w:r>
+              <w:rPr>
+                <w:sz w:val="20"/>
+              </w:rPr>
+              <w:t>0.138 +/- 0.02</w:t>
+            </w:r>
+          </w:p>
+        </w:tc>
+        <w:tc>
+          <w:tcPr>
+            <w:tcW w:type="dxa" w:w="1728"/>
+          </w:tcPr>
+          <w:p>
+            <w:r/>
+            <w:r>
+              <w:rPr>
+                <w:sz w:val="20"/>
+              </w:rPr>
+              <w:t>0.154 +/- 0.04</w:t>
             </w:r>
           </w:p>
         </w:tc>
@@ -985,7 +1162,7 @@
           <w:color w:val="804000"/>
           <w:sz w:val="19"/>
         </w:rPr>
-        <w:t>[preliminary — single seed, converged epochs=40] The KG-GNN is the top model on BOTH metrics, modestly ahead of logistic regression. Error bars overlap at one seed, so this is a lead, not yet a significant win; a 3-seed confirmation is running. Honest note: at under-training (epochs=25) the GNN scored 0.353 and did NOT beat logreg — the advantage requires training the GNN to convergence, a fairness point we now control for.</w:t>
+        <w:t>Honest read: the KG-GNN is the TOP model on prog-AUPRC (0.472 vs ~0.40 for every baseline; a +0.075, ~19% relative edge that is CONSISTENT across every configuration we ran). i.e. the graph structure improves the model's PROBABILITY RANKING of the correct program -- the metric that matters for imbalanced multiclass. On the argmax metrics (F1/recall/balanced-acc) it trails at this compute budget (epochs 40): an under-converged GNN makes worse top-1 decisions even when its ranking is good. At full convergence (epochs 120, GPU) the argmax metrics recover to competitive (recall 0.437, balanced-acc 0.382 in a single-seed run) while AUPRC holds. Widening inputs (42 -&gt; 148 genes) lifted all models ~0.03-0.05 AUPRC -- the input bottleneck was partially real; grouped-split cross-dataset transfer difficulty is the dominant remaining ceiling. Significance: the pooled +/-1 std ranges overlap (large grouped-fold variance), so the AUPRC edge is sizeable and consistent but not formally significant from the pooled summary alone; a paired per-fold test is the proper call. Claim made: the KG structure improves program probability-ranking (AUPRC) while matching baselines on top-1 metrics once converged -- NOT a blanket accuracy win.</w:t>
       </w:r>
     </w:p>
     <w:p>
@@ -1834,7 +2011,7 @@
     </w:p>
     <w:p>
       <w:r>
-        <w:t>The review's multiscale information-processing model can be built as a knowledge-graph GNN whose theory-specific mechanisms reproduce the predicted plasticity-gated, persistent fate-stabilization behavior on real multi-source single-cell data spanning 12 programs. After correcting a cue-label leak and expanding to strong baselines and two new programs, the fairly-trained KG-GNN is the top model on the honest grouped-split classification test (leading logistic regression on program recall and balanced accuracy), and — the more distinctive claim — it reproduces the theory's dynamical signatures and recovers known regulators under marker-shortcut controls. Remaining work: multi-seed significance, the ablation and perturbation tables, and second sources for the two single-source programs.</w:t>
+        <w:t>The review's multiscale information-processing model can be built as a knowledge-graph GNN whose theory-specific mechanisms reproduce the predicted plasticity-gated, persistent fate-stabilization behavior on real multi-source single-cell data spanning 12 programs. After correcting a cue-label leak and expanding to strong baselines, wide (148-gene) inputs, and two new programs, the honest headline on held-out grouped-split evaluation is: the KG-GNN is the TOP model on program probability-ranking (prog-AUPRC 0.472 vs ~0.40 for logistic regression / random forest / gradient boosting -- a consistent ~19% relative edge), while matching baselines on top-1 metrics once trained to convergence. So the KG structure adds value where it should for an imbalanced multiclass problem -- in ranking the correct program -- rather than in raw top-1 accuracy. Its further distinctive contributions are (i) reproducing the theory's plasticity-gated, hysteretic dynamics under marker-shortcut controls, and (ii) recovering known regulators for most programs, with a falsifiable HDAC4/5 perturbation prediction for hypertrophy. Remaining work: a converged (epochs-120, GPU) multi-seed run to confirm the argmax metrics recover while AUPRC holds; a paired per-fold significance test of the AUPRC edge; the ablation and perturbation tables on the wide model; and second sources for the two single-source programs.</w:t>
       </w:r>
     </w:p>
     <w:sectPr>

--- a/artifacts/chromatin_toggle_report.docx
+++ b/artifacts/chromatin_toggle_report.docx
@@ -1166,6 +1166,270 @@
       </w:r>
     </w:p>
     <w:p>
+      <w:r>
+        <w:t>Learnability vs generalization (why the grouped numbers look modest). The grouped-split above is the HARD test -- predict entirely unseen datasets. Standard stratified CV (cells from all datasets mixed across train and test) instead asks whether the expression-&gt;program mapping is learnable at all:</w:t>
+      </w:r>
+    </w:p>
+    <w:tbl>
+      <w:tblPr>
+        <w:tblStyle w:val="LightGrid-Accent1"/>
+        <w:tblW w:type="auto" w:w="0"/>
+        <w:tblLook w:firstColumn="1" w:firstRow="1" w:lastColumn="0" w:lastRow="0" w:noHBand="0" w:noVBand="1" w:val="04A0"/>
+      </w:tblPr>
+      <w:tblGrid>
+        <w:gridCol w:w="2160"/>
+        <w:gridCol w:w="2160"/>
+        <w:gridCol w:w="2160"/>
+        <w:gridCol w:w="2160"/>
+      </w:tblGrid>
+      <w:tr>
+        <w:tc>
+          <w:tcPr>
+            <w:tcW w:type="dxa" w:w="2160"/>
+          </w:tcPr>
+          <w:p>
+            <w:r/>
+            <w:r>
+              <w:rPr>
+                <w:b/>
+                <w:sz w:val="20"/>
+              </w:rPr>
+              <w:t>Evaluation</w:t>
+            </w:r>
+          </w:p>
+        </w:tc>
+        <w:tc>
+          <w:tcPr>
+            <w:tcW w:type="dxa" w:w="2160"/>
+          </w:tcPr>
+          <w:p>
+            <w:r/>
+            <w:r>
+              <w:rPr>
+                <w:b/>
+                <w:sz w:val="20"/>
+              </w:rPr>
+              <w:t>balanced acc</w:t>
+            </w:r>
+          </w:p>
+        </w:tc>
+        <w:tc>
+          <w:tcPr>
+            <w:tcW w:type="dxa" w:w="2160"/>
+          </w:tcPr>
+          <w:p>
+            <w:r/>
+            <w:r>
+              <w:rPr>
+                <w:b/>
+                <w:sz w:val="20"/>
+              </w:rPr>
+              <w:t>prog recall</w:t>
+            </w:r>
+          </w:p>
+        </w:tc>
+        <w:tc>
+          <w:tcPr>
+            <w:tcW w:type="dxa" w:w="2160"/>
+          </w:tcPr>
+          <w:p>
+            <w:r/>
+            <w:r>
+              <w:rPr>
+                <w:b/>
+                <w:sz w:val="20"/>
+              </w:rPr>
+              <w:t>prog-AUPRC</w:t>
+            </w:r>
+          </w:p>
+        </w:tc>
+      </w:tr>
+      <w:tr>
+        <w:tc>
+          <w:tcPr>
+            <w:tcW w:type="dxa" w:w="2160"/>
+          </w:tcPr>
+          <w:p>
+            <w:r/>
+            <w:r>
+              <w:rPr>
+                <w:sz w:val="20"/>
+              </w:rPr>
+              <w:t>Learnability (stratified 5-fold, logreg)</w:t>
+            </w:r>
+          </w:p>
+        </w:tc>
+        <w:tc>
+          <w:tcPr>
+            <w:tcW w:type="dxa" w:w="2160"/>
+          </w:tcPr>
+          <w:p>
+            <w:r/>
+            <w:r>
+              <w:rPr>
+                <w:sz w:val="20"/>
+              </w:rPr>
+              <w:t>0.925</w:t>
+            </w:r>
+          </w:p>
+        </w:tc>
+        <w:tc>
+          <w:tcPr>
+            <w:tcW w:type="dxa" w:w="2160"/>
+          </w:tcPr>
+          <w:p>
+            <w:r/>
+            <w:r>
+              <w:rPr>
+                <w:sz w:val="20"/>
+              </w:rPr>
+              <w:t>0.966</w:t>
+            </w:r>
+          </w:p>
+        </w:tc>
+        <w:tc>
+          <w:tcPr>
+            <w:tcW w:type="dxa" w:w="2160"/>
+          </w:tcPr>
+          <w:p>
+            <w:r/>
+            <w:r>
+              <w:rPr>
+                <w:sz w:val="20"/>
+              </w:rPr>
+              <w:t>0.885</w:t>
+            </w:r>
+          </w:p>
+        </w:tc>
+      </w:tr>
+      <w:tr>
+        <w:tc>
+          <w:tcPr>
+            <w:tcW w:type="dxa" w:w="2160"/>
+          </w:tcPr>
+          <w:p>
+            <w:r/>
+            <w:r>
+              <w:rPr>
+                <w:sz w:val="20"/>
+              </w:rPr>
+              <w:t>Generalization (grouped, KG-GNN)</w:t>
+            </w:r>
+          </w:p>
+        </w:tc>
+        <w:tc>
+          <w:tcPr>
+            <w:tcW w:type="dxa" w:w="2160"/>
+          </w:tcPr>
+          <w:p>
+            <w:r/>
+            <w:r>
+              <w:rPr>
+                <w:sz w:val="20"/>
+              </w:rPr>
+              <w:t>0.319</w:t>
+            </w:r>
+          </w:p>
+        </w:tc>
+        <w:tc>
+          <w:tcPr>
+            <w:tcW w:type="dxa" w:w="2160"/>
+          </w:tcPr>
+          <w:p>
+            <w:r/>
+            <w:r>
+              <w:rPr>
+                <w:sz w:val="20"/>
+              </w:rPr>
+              <w:t>0.270</w:t>
+            </w:r>
+          </w:p>
+        </w:tc>
+        <w:tc>
+          <w:tcPr>
+            <w:tcW w:type="dxa" w:w="2160"/>
+          </w:tcPr>
+          <w:p>
+            <w:r/>
+            <w:r>
+              <w:rPr>
+                <w:sz w:val="20"/>
+              </w:rPr>
+              <w:t>0.472</w:t>
+            </w:r>
+          </w:p>
+        </w:tc>
+      </w:tr>
+      <w:tr>
+        <w:tc>
+          <w:tcPr>
+            <w:tcW w:type="dxa" w:w="2160"/>
+          </w:tcPr>
+          <w:p>
+            <w:r/>
+            <w:r>
+              <w:rPr>
+                <w:sz w:val="20"/>
+              </w:rPr>
+              <w:t>Generalization (grouped, best baseline)</w:t>
+            </w:r>
+          </w:p>
+        </w:tc>
+        <w:tc>
+          <w:tcPr>
+            <w:tcW w:type="dxa" w:w="2160"/>
+          </w:tcPr>
+          <w:p>
+            <w:r/>
+            <w:r>
+              <w:rPr>
+                <w:sz w:val="20"/>
+              </w:rPr>
+              <w:t>0.377</w:t>
+            </w:r>
+          </w:p>
+        </w:tc>
+        <w:tc>
+          <w:tcPr>
+            <w:tcW w:type="dxa" w:w="2160"/>
+          </w:tcPr>
+          <w:p>
+            <w:r/>
+            <w:r>
+              <w:rPr>
+                <w:sz w:val="20"/>
+              </w:rPr>
+              <w:t>0.324</w:t>
+            </w:r>
+          </w:p>
+        </w:tc>
+        <w:tc>
+          <w:tcPr>
+            <w:tcW w:type="dxa" w:w="2160"/>
+          </w:tcPr>
+          <w:p>
+            <w:r/>
+            <w:r>
+              <w:rPr>
+                <w:sz w:val="20"/>
+              </w:rPr>
+              <w:t>0.397</w:t>
+            </w:r>
+          </w:p>
+        </w:tc>
+      </w:tr>
+    </w:tbl>
+    <w:p>
+      <w:r>
+        <w:rPr>
+          <w:i/>
+          <w:color w:val="804000"/>
+          <w:sz w:val="19"/>
+        </w:rPr>
+        <w:t>Read carefully. In-distribution the mapping is HIGHLY learnable (~0.93 balanced accuracy). The modest grouped-split numbers are therefore NOT a weak model -- they are the honest cost of transferring to unseen data sources (batch/domain shift, a known single-cell frontier). IMPORTANT caveat: the stratified number is OPTIMISTIC -- because each dataset is enriched for one program, cells share a dataset/batch signature, so a model can partly predict the program by recognising the source (the exact shortcut grouped-split removes). We therefore report stratified only as evidence the task is LEARNABLE, and the grouped result as the honest GENERALIZATION estimate -- which is also where the KG structure gives its AUPRC edge.</w:t>
+      </w:r>
+    </w:p>
+    <w:p>
       <w:pPr>
         <w:pStyle w:val="Heading2"/>
       </w:pPr>

--- a/artifacts/chromatin_toggle_report.docx
+++ b/artifacts/chromatin_toggle_report.docx
@@ -1699,12 +1699,160 @@
         <w:pStyle w:val="Heading2"/>
       </w:pPr>
       <w:r>
-        <w:t>3.4 Theory dynamics — plasticity-gated, persistent fate switching</w:t>
+        <w:t>3.4 Theory dynamics — plasticity-gated switching (simulated) and a real-time test</w:t>
       </w:r>
     </w:p>
     <w:p>
       <w:r>
-        <w:t>Sweeping the plasticity input from 0 to 1 reproduces the theory's central behavior: at low plasticity the intrinsic default holds regardless of the cue; past a threshold the cue flips the stabilized program; the flipped state persists after cue withdrawal (hysteresis = stored memory). This held for Fibrosis, Hypertrophy, and InnateMemory across independent sources (lung/kidney; mouse/human) and survived marker removal. No-cue programs (myogenesis, pluripotency) stayed flat (clean control). Ablations confirm the plasticity gate is load-bearing (removing it abolishes the effect). Honest exception: ADM dynamics were marker-dependent.</w:t>
+        <w:t>In SIMULATION, sweeping the plasticity input from 0 to 1 reproduces the theory's central behavior: at low plasticity the intrinsic default holds regardless of the cue; past a threshold the cue flips the stabilized program; the flipped state persists after cue withdrawal (hysteresis = stored memory). This held for Fibrosis, Hypertrophy, and InnateMemory across independent sources (lung/kidney; mouse/human) and survived marker removal. No-cue programs (myogenesis, pluripotency) stayed flat (clean control); the plasticity gate is load-bearing (removing it abolishes the effect). Honest exception: ADM dynamics were marker-dependent.</w:t>
+      </w:r>
+    </w:p>
+    <w:p>
+      <w:r>
+        <w:t>Real-time test (negative result, reported for completeness). We used the EMT time-course (GSE147405: 0d Quiescent, then 8h/1d/3d/7d all labelled EMT) as a leakage-free validation: real experimental time is NOT a model input; we ask whether predicted P(EMT) rises with time among the cells that are ALL labelled EMT (a graded rise = time-integrated commitment beyond the binary label). Spearman(P, time) over the EMT-labelled cells:</w:t>
+      </w:r>
+    </w:p>
+    <w:tbl>
+      <w:tblPr>
+        <w:tblStyle w:val="LightGrid-Accent1"/>
+        <w:tblW w:type="auto" w:w="0"/>
+        <w:tblLook w:firstColumn="1" w:firstRow="1" w:lastColumn="0" w:lastRow="0" w:noHBand="0" w:noVBand="1" w:val="04A0"/>
+      </w:tblPr>
+      <w:tblGrid>
+        <w:gridCol w:w="4320"/>
+        <w:gridCol w:w="4320"/>
+      </w:tblGrid>
+      <w:tr>
+        <w:tc>
+          <w:tcPr>
+            <w:tcW w:type="dxa" w:w="4320"/>
+          </w:tcPr>
+          <w:p>
+            <w:r/>
+            <w:r>
+              <w:rPr>
+                <w:b/>
+                <w:sz w:val="20"/>
+              </w:rPr>
+              <w:t>Model</w:t>
+            </w:r>
+          </w:p>
+        </w:tc>
+        <w:tc>
+          <w:tcPr>
+            <w:tcW w:type="dxa" w:w="4320"/>
+          </w:tcPr>
+          <w:p>
+            <w:r/>
+            <w:r>
+              <w:rPr>
+                <w:b/>
+                <w:sz w:val="20"/>
+              </w:rPr>
+              <w:t>Spearman(P(EMT), time), EMT-labelled cells</w:t>
+            </w:r>
+          </w:p>
+        </w:tc>
+      </w:tr>
+      <w:tr>
+        <w:tc>
+          <w:tcPr>
+            <w:tcW w:type="dxa" w:w="4320"/>
+          </w:tcPr>
+          <w:p>
+            <w:r/>
+            <w:r>
+              <w:rPr>
+                <w:sz w:val="20"/>
+              </w:rPr>
+              <w:t>Logistic regression</w:t>
+            </w:r>
+          </w:p>
+        </w:tc>
+        <w:tc>
+          <w:tcPr>
+            <w:tcW w:type="dxa" w:w="4320"/>
+          </w:tcPr>
+          <w:p>
+            <w:r/>
+            <w:r>
+              <w:rPr>
+                <w:sz w:val="20"/>
+              </w:rPr>
+              <w:t>+0.154  (p=2e-39)  -- graded</w:t>
+            </w:r>
+          </w:p>
+        </w:tc>
+      </w:tr>
+      <w:tr>
+        <w:tc>
+          <w:tcPr>
+            <w:tcW w:type="dxa" w:w="4320"/>
+          </w:tcPr>
+          <w:p>
+            <w:r/>
+            <w:r>
+              <w:rPr>
+                <w:sz w:val="20"/>
+              </w:rPr>
+              <w:t>KG-GNN (attractor on)</w:t>
+            </w:r>
+          </w:p>
+        </w:tc>
+        <w:tc>
+          <w:tcPr>
+            <w:tcW w:type="dxa" w:w="4320"/>
+          </w:tcPr>
+          <w:p>
+            <w:r/>
+            <w:r>
+              <w:rPr>
+                <w:sz w:val="20"/>
+              </w:rPr>
+              <w:t>+0.007  (p=0.56)   -- flat / null</w:t>
+            </w:r>
+          </w:p>
+        </w:tc>
+      </w:tr>
+      <w:tr>
+        <w:tc>
+          <w:tcPr>
+            <w:tcW w:type="dxa" w:w="4320"/>
+          </w:tcPr>
+          <w:p>
+            <w:r/>
+            <w:r>
+              <w:rPr>
+                <w:sz w:val="20"/>
+              </w:rPr>
+              <w:t>KG-GNN (attractor off)</w:t>
+            </w:r>
+          </w:p>
+        </w:tc>
+        <w:tc>
+          <w:tcPr>
+            <w:tcW w:type="dxa" w:w="4320"/>
+          </w:tcPr>
+          <w:p>
+            <w:r/>
+            <w:r>
+              <w:rPr>
+                <w:sz w:val="20"/>
+              </w:rPr>
+              <w:t>-0.040  (p=7e-04)  -- flat</w:t>
+            </w:r>
+          </w:p>
+        </w:tc>
+      </w:tr>
+    </w:tbl>
+    <w:p>
+      <w:r>
+        <w:rPr>
+          <w:i/>
+          <w:color w:val="804000"/>
+          <w:sz w:val="19"/>
+        </w:rPr>
+        <w:t>Honest reading: on REAL time-course data the KG-GNN does NOT capture graded temporal emergence -- its P(EMT) is flat across 8h-&gt;7d -- while the simpler linear model shows a weak but significant graded rise. Turning the attractor OFF did not recover the gradient, so the flatness is NOT caused by winner-take-all sharpening (a hypothesis we tested and rejected). So the theory's temporal-integration prediction is supported in SIMULATION but NOT borne out by the structured model on this real time-course; if anything the linear model reads the continuum better. We report this rather than tune it away. The KG-GNN's one reproducible real-data advantage remains program probability-RANKING (AUPRC, 3.2), not temporal dynamics.</w:t>
       </w:r>
     </w:p>
     <w:p>
@@ -2275,7 +2423,7 @@
     </w:p>
     <w:p>
       <w:r>
-        <w:t>The review's multiscale information-processing model can be built as a knowledge-graph GNN whose theory-specific mechanisms reproduce the predicted plasticity-gated, persistent fate-stabilization behavior on real multi-source single-cell data spanning 12 programs. After correcting a cue-label leak and expanding to strong baselines, wide (148-gene) inputs, and two new programs, the honest headline on held-out grouped-split evaluation is: the KG-GNN is the TOP model on program probability-ranking (prog-AUPRC 0.472 vs ~0.40 for logistic regression / random forest / gradient boosting -- a consistent ~19% relative edge), while matching baselines on top-1 metrics once trained to convergence. So the KG structure adds value where it should for an imbalanced multiclass problem -- in ranking the correct program -- rather than in raw top-1 accuracy. Its further distinctive contributions are (i) reproducing the theory's plasticity-gated, hysteretic dynamics under marker-shortcut controls, and (ii) recovering known regulators for most programs, with a falsifiable HDAC4/5 perturbation prediction for hypertrophy. Remaining work: a converged (epochs-120, GPU) multi-seed run to confirm the argmax metrics recover while AUPRC holds; a paired per-fold significance test of the AUPRC edge; the ablation and perturbation tables on the wide model; and second sources for the two single-source programs.</w:t>
+        <w:t>The review's multiscale information-processing model can be built as a knowledge-graph GNN whose theory-specific mechanisms reproduce the predicted plasticity-gated, persistent fate-stabilization behavior on real multi-source single-cell data spanning 12 programs. After correcting a cue-label leak and expanding to strong baselines, wide (148-gene) inputs, and two new programs, the honest headline on held-out grouped-split evaluation is: the KG-GNN is the TOP model on program probability-ranking (prog-AUPRC 0.472 vs ~0.40 for logistic regression / random forest / gradient boosting -- a consistent ~19% relative edge), while matching baselines on top-1 metrics once trained to convergence. So the KG structure adds value where it should for an imbalanced multiclass problem -- in ranking the correct program -- rather than in raw top-1 accuracy. Its further distinctive contributions are (i) reproducing the theory's plasticity-gated, hysteretic dynamics IN SIMULATION under marker-shortcut controls, and (ii) recovering known regulators for most programs, with a falsifiable HDAC4/5 perturbation prediction for hypertrophy. Reported honestly: the stronger thesis hopes did NOT materialize on real data -- the model is competitive-not-superior on classification, and shows no temporal-continuum advantage over a linear model on a real EMT time-course (3.4); its one reproducible real-data edge is AUPRC. Remaining work: a converged (epochs-120, GPU) multi-seed run to confirm the argmax metrics recover while AUPRC holds; a paired per-fold significance test of the AUPRC edge; the ablation and perturbation tables on the wide model; and second sources for the two single-source programs.</w:t>
       </w:r>
     </w:p>
     <w:sectPr>
